--- a/IGI/LR2/LR2.docx
+++ b/IGI/LR2/LR2.docx
@@ -5,14 +5,202 @@
     <w:p>
       <w:pPr>
         <w:rPr>
-          <w:lang w:val="en-GB"/>
-        </w:rPr>
-      </w:pPr>
-      <w:r>
+          <w:b/>
+          <w:lang w:val="ru-RU"/>
+        </w:rPr>
+      </w:pPr>
+      <w:r>
+        <w:rPr>
+          <w:b/>
+          <w:lang w:val="ru-RU"/>
+        </w:rPr>
+        <w:t>Лабораторная работа №1</w:t>
+      </w:r>
+    </w:p>
+    <w:p>
+      <w:pPr>
+        <w:rPr>
+          <w:lang w:val="ru-RU"/>
+        </w:rPr>
+      </w:pPr>
+      <w:r>
+        <w:rPr>
+          <w:b/>
+          <w:lang w:val="ru-RU"/>
+        </w:rPr>
+        <w:t>Выполнила</w:t>
+      </w:r>
+      <w:r>
+        <w:rPr>
+          <w:lang w:val="ru-RU"/>
+        </w:rPr>
+        <w:t xml:space="preserve">: </w:t>
+      </w:r>
+      <w:proofErr w:type="spellStart"/>
+      <w:r>
+        <w:rPr>
+          <w:lang w:val="ru-RU"/>
+        </w:rPr>
+        <w:t>Рыбаченко</w:t>
+      </w:r>
+      <w:proofErr w:type="spellEnd"/>
+      <w:r>
+        <w:rPr>
+          <w:lang w:val="ru-RU"/>
+        </w:rPr>
+        <w:t xml:space="preserve"> Дмитрий 453501</w:t>
+      </w:r>
+      <w:r>
+        <w:rPr>
+          <w:lang w:val="ru-RU"/>
+        </w:rPr>
+        <w:t>. Вариант 2</w:t>
+      </w:r>
+      <w:r>
+        <w:rPr>
+          <w:lang w:val="ru-RU"/>
+        </w:rPr>
+        <w:t>2</w:t>
+      </w:r>
+      <w:r>
+        <w:rPr>
+          <w:lang w:val="ru-RU"/>
+        </w:rPr>
+        <w:t>.</w:t>
+      </w:r>
+    </w:p>
+    <w:p>
+      <w:pPr>
+        <w:rPr>
+          <w:lang w:val="ru-RU"/>
+        </w:rPr>
+      </w:pPr>
+      <w:r>
+        <w:rPr>
+          <w:b/>
+          <w:lang w:val="ru-RU"/>
+        </w:rPr>
+        <w:t>Тема</w:t>
+      </w:r>
+      <w:r>
+        <w:rPr>
+          <w:lang w:val="ru-RU"/>
+        </w:rPr>
+        <w:t xml:space="preserve">: Работа с </w:t>
+      </w:r>
+      <w:r>
+        <w:rPr>
+          <w:lang w:val="en-US"/>
+        </w:rPr>
+        <w:t>Docker</w:t>
+      </w:r>
+      <w:r>
+        <w:rPr>
+          <w:lang w:val="ru-RU"/>
+        </w:rPr>
+        <w:t>.</w:t>
+      </w:r>
+    </w:p>
+    <w:p>
+      <w:pPr>
+        <w:rPr>
+          <w:lang w:val="ru-RU"/>
+        </w:rPr>
+      </w:pPr>
+      <w:r>
+        <w:rPr>
+          <w:b/>
+          <w:lang w:val="ru-RU"/>
+        </w:rPr>
+        <w:t>Цель</w:t>
+      </w:r>
+      <w:proofErr w:type="gramStart"/>
+      <w:r>
+        <w:rPr>
+          <w:lang w:val="ru-RU"/>
+        </w:rPr>
+        <w:t xml:space="preserve">: </w:t>
+      </w:r>
+      <w:r>
+        <w:t>Познакомиться</w:t>
+      </w:r>
+      <w:proofErr w:type="gramEnd"/>
+      <w:r>
+        <w:t xml:space="preserve"> с возможностями и получить практические навыки работы с </w:t>
+      </w:r>
+      <w:r>
+        <w:rPr>
+          <w:lang w:val="en-US"/>
+        </w:rPr>
+        <w:t>Docker</w:t>
+      </w:r>
+      <w:r>
+        <w:t>.</w:t>
+      </w:r>
+    </w:p>
+    <w:p>
+      <w:pPr>
+        <w:rPr>
+          <w:lang w:val="ru-RU"/>
+        </w:rPr>
+      </w:pPr>
+      <w:r>
+        <w:rPr>
+          <w:b/>
+          <w:lang w:val="ru-RU"/>
+        </w:rPr>
+        <w:t>Задание</w:t>
+      </w:r>
+      <w:r>
+        <w:rPr>
+          <w:lang w:val="ru-RU"/>
+        </w:rPr>
+        <w:t>:</w:t>
+      </w:r>
+    </w:p>
+    <w:p>
+      <w:pPr>
+        <w:numPr>
+          <w:ilvl w:val="0"/>
+          <w:numId w:val="1"/>
+        </w:numPr>
+        <w:rPr>
+          <w:lang w:val="ru-RU"/>
+        </w:rPr>
+      </w:pPr>
+      <w:r>
+        <w:rPr>
+          <w:lang w:val="ru-RU"/>
+        </w:rPr>
+        <w:t>Подготовьте рабочее окружение в соответствии с типом вашей операционной системы</w:t>
+      </w:r>
+    </w:p>
+    <w:p>
+      <w:pPr>
+        <w:numPr>
+          <w:ilvl w:val="1"/>
+          <w:numId w:val="2"/>
+        </w:numPr>
+        <w:rPr>
+          <w:lang w:val="ru-RU"/>
+        </w:rPr>
+      </w:pPr>
+      <w:r>
+        <w:rPr>
+          <w:noProof/>
+        </w:rPr>
         <w:drawing>
-          <wp:inline distT="0" distB="0" distL="0" distR="0" wp14:anchorId="6354C62B" wp14:editId="46435E40">
-            <wp:extent cx="5306165" cy="609685"/>
+          <wp:anchor distT="0" distB="0" distL="114300" distR="114300" simplePos="0" relativeHeight="251661312" behindDoc="0" locked="0" layoutInCell="1" allowOverlap="1" wp14:anchorId="5A29DD8F" wp14:editId="0949755F">
+            <wp:simplePos x="0" y="0"/>
+            <wp:positionH relativeFrom="margin">
+              <wp:align>center</wp:align>
+            </wp:positionH>
+            <wp:positionV relativeFrom="paragraph">
+              <wp:posOffset>254635</wp:posOffset>
+            </wp:positionV>
+            <wp:extent cx="5306060" cy="609600"/>
             <wp:effectExtent l="0" t="0" r="8890" b="0"/>
+            <wp:wrapSquare wrapText="bothSides"/>
             <wp:docPr id="2051486174" name="Рисунок 1"/>
             <wp:cNvGraphicFramePr>
               <a:graphicFrameLocks xmlns:a="http://schemas.openxmlformats.org/drawingml/2006/main" noChangeAspect="1"/>
@@ -25,7 +213,13 @@
                     <pic:cNvPicPr/>
                   </pic:nvPicPr>
                   <pic:blipFill>
-                    <a:blip r:embed="rId4"/>
+                    <a:blip r:embed="rId5">
+                      <a:extLst>
+                        <a:ext uri="{28A0092B-C50C-407E-A947-70E740481C1C}">
+                          <a14:useLocalDpi xmlns:a14="http://schemas.microsoft.com/office/drawing/2010/main" val="0"/>
+                        </a:ext>
+                      </a:extLst>
+                    </a:blip>
                     <a:stretch>
                       <a:fillRect/>
                     </a:stretch>
@@ -33,7 +227,7 @@
                   <pic:spPr>
                     <a:xfrm>
                       <a:off x="0" y="0"/>
-                      <a:ext cx="5306165" cy="609685"/>
+                      <a:ext cx="5306060" cy="609600"/>
                     </a:xfrm>
                     <a:prstGeom prst="rect">
                       <a:avLst/>
@@ -42,17 +236,66 @@
                 </pic:pic>
               </a:graphicData>
             </a:graphic>
-          </wp:inline>
+          </wp:anchor>
         </w:drawing>
       </w:r>
       <w:r>
-        <w:br/>
-      </w:r>
-      <w:r>
+        <w:rPr>
+          <w:lang w:val="ru-RU"/>
+        </w:rPr>
+        <w:t xml:space="preserve">Установите </w:t>
+      </w:r>
+      <w:r>
+        <w:rPr>
+          <w:lang w:val="en-US"/>
+        </w:rPr>
+        <w:t>Docker</w:t>
+      </w:r>
+    </w:p>
+    <w:p>
+      <w:pPr>
+        <w:numPr>
+          <w:ilvl w:val="1"/>
+          <w:numId w:val="2"/>
+        </w:numPr>
+        <w:rPr>
+          <w:lang w:val="ru-RU"/>
+        </w:rPr>
+      </w:pPr>
+      <w:r>
+        <w:rPr>
+          <w:lang w:val="ru-RU"/>
+        </w:rPr>
+        <w:t>Выполните базовую настройку</w:t>
+      </w:r>
+    </w:p>
+    <w:p>
+      <w:pPr>
+        <w:numPr>
+          <w:ilvl w:val="0"/>
+          <w:numId w:val="1"/>
+        </w:numPr>
+        <w:rPr>
+          <w:i/>
+          <w:lang w:val="ru-RU"/>
+        </w:rPr>
+      </w:pPr>
+      <w:r>
+        <w:rPr>
+          <w:noProof/>
+        </w:rPr>
         <w:drawing>
-          <wp:inline distT="0" distB="0" distL="0" distR="0" wp14:anchorId="54E95298" wp14:editId="7E274E03">
+          <wp:anchor distT="0" distB="0" distL="114300" distR="114300" simplePos="0" relativeHeight="251660288" behindDoc="0" locked="0" layoutInCell="1" allowOverlap="1" wp14:anchorId="0CFC628E" wp14:editId="715EF2EA">
+            <wp:simplePos x="0" y="0"/>
+            <wp:positionH relativeFrom="margin">
+              <wp:align>right</wp:align>
+            </wp:positionH>
+            <wp:positionV relativeFrom="paragraph">
+              <wp:posOffset>593090</wp:posOffset>
+            </wp:positionV>
             <wp:extent cx="5940425" cy="2097405"/>
             <wp:effectExtent l="0" t="0" r="3175" b="0"/>
+            <wp:wrapSquare wrapText="bothSides"/>
             <wp:docPr id="65289036" name="Рисунок 1"/>
             <wp:cNvGraphicFramePr>
               <a:graphicFrameLocks xmlns:a="http://schemas.openxmlformats.org/drawingml/2006/main" noChangeAspect="1"/>
@@ -65,7 +308,13 @@
                     <pic:cNvPicPr/>
                   </pic:nvPicPr>
                   <pic:blipFill>
-                    <a:blip r:embed="rId5"/>
+                    <a:blip r:embed="rId6">
+                      <a:extLst>
+                        <a:ext uri="{28A0092B-C50C-407E-A947-70E740481C1C}">
+                          <a14:useLocalDpi xmlns:a14="http://schemas.microsoft.com/office/drawing/2010/main" val="0"/>
+                        </a:ext>
+                      </a:extLst>
+                    </a:blip>
                     <a:stretch>
                       <a:fillRect/>
                     </a:stretch>
@@ -82,17 +331,286 @@
                 </pic:pic>
               </a:graphicData>
             </a:graphic>
-          </wp:inline>
+          </wp:anchor>
         </w:drawing>
       </w:r>
       <w:r>
-        <w:br/>
-      </w:r>
-      <w:r>
+        <w:rPr>
+          <w:lang w:val="ru-RU"/>
+        </w:rPr>
+        <w:t xml:space="preserve">Изучите простейшие консольные команды и возможности </w:t>
+      </w:r>
+      <w:r>
+        <w:rPr>
+          <w:lang w:val="en-US"/>
+        </w:rPr>
+        <w:t>Docker</w:t>
+      </w:r>
+      <w:r>
+        <w:rPr>
+          <w:lang w:val="ru-RU"/>
+        </w:rPr>
+        <w:t xml:space="preserve"> </w:t>
+      </w:r>
+      <w:r>
+        <w:rPr>
+          <w:lang w:val="en-US"/>
+        </w:rPr>
+        <w:t>Desktop</w:t>
+      </w:r>
+      <w:r>
+        <w:rPr>
+          <w:lang w:val="ru-RU"/>
+        </w:rPr>
+        <w:t xml:space="preserve"> (см. лекцию), создать собственный контейнер </w:t>
+      </w:r>
+      <w:proofErr w:type="spellStart"/>
+      <w:r>
+        <w:rPr>
+          <w:lang w:val="ru-RU"/>
+        </w:rPr>
+        <w:t>docker</w:t>
+      </w:r>
+      <w:proofErr w:type="spellEnd"/>
+      <w:r>
+        <w:rPr>
+          <w:lang w:val="ru-RU"/>
+        </w:rPr>
+        <w:t>/</w:t>
+      </w:r>
+      <w:proofErr w:type="spellStart"/>
+      <w:r>
+        <w:rPr>
+          <w:lang w:val="ru-RU"/>
+        </w:rPr>
+        <w:t>getting-started</w:t>
+      </w:r>
+      <w:proofErr w:type="spellEnd"/>
+      <w:r>
+        <w:rPr>
+          <w:lang w:val="ru-RU"/>
+        </w:rPr>
+        <w:t xml:space="preserve">, открыть в браузере и изучить </w:t>
+      </w:r>
+      <w:proofErr w:type="spellStart"/>
+      <w:r>
+        <w:rPr>
+          <w:lang w:val="ru-RU"/>
+        </w:rPr>
+        <w:t>tutori</w:t>
+      </w:r>
+      <w:proofErr w:type="spellEnd"/>
+      <w:r>
+        <w:rPr>
+          <w:lang w:val="en-GB"/>
+        </w:rPr>
+        <w:t>al</w:t>
+      </w:r>
+      <w:r>
+        <w:rPr>
+          <w:lang w:val="ru-RU"/>
+        </w:rPr>
+        <w:t>.</w:t>
+      </w:r>
+    </w:p>
+    <w:p>
+      <w:pPr>
+        <w:numPr>
+          <w:ilvl w:val="0"/>
+          <w:numId w:val="1"/>
+        </w:numPr>
+        <w:rPr>
+          <w:lang w:val="ru-RU"/>
+        </w:rPr>
+      </w:pPr>
+      <w:r>
+        <w:rPr>
+          <w:lang w:val="ru-RU"/>
+        </w:rPr>
+        <w:t xml:space="preserve">Создайте </w:t>
+      </w:r>
+      <w:proofErr w:type="spellStart"/>
+      <w:r>
+        <w:rPr>
+          <w:lang w:val="ru-RU"/>
+        </w:rPr>
+        <w:t>docker</w:t>
+      </w:r>
+      <w:proofErr w:type="spellEnd"/>
+      <w:r>
+        <w:rPr>
+          <w:lang w:val="ru-RU"/>
+        </w:rPr>
+        <w:t xml:space="preserve"> </w:t>
+      </w:r>
+      <w:proofErr w:type="spellStart"/>
+      <w:r>
+        <w:rPr>
+          <w:lang w:val="ru-RU"/>
+        </w:rPr>
+        <w:t>image</w:t>
+      </w:r>
+      <w:proofErr w:type="spellEnd"/>
+      <w:r>
+        <w:rPr>
+          <w:lang w:val="ru-RU"/>
+        </w:rPr>
+        <w:t xml:space="preserve">, который запускает скрипт с использованием функций из https://github.com/smartiqaorg/geometric_lib. </w:t>
+      </w:r>
+    </w:p>
+    <w:p>
+      <w:pPr>
+        <w:numPr>
+          <w:ilvl w:val="1"/>
+          <w:numId w:val="1"/>
+        </w:numPr>
+        <w:rPr>
+          <w:lang w:val="ru-RU"/>
+        </w:rPr>
+      </w:pPr>
+      <w:r>
+        <w:rPr>
+          <w:lang w:val="ru-RU"/>
+        </w:rPr>
+        <w:t xml:space="preserve">Данные необходимые для работы скрипта передайте любым удобным способом (например: конфиг файл через </w:t>
+      </w:r>
+      <w:proofErr w:type="spellStart"/>
+      <w:r>
+        <w:rPr>
+          <w:lang w:val="ru-RU"/>
+        </w:rPr>
+        <w:t>docker</w:t>
+      </w:r>
+      <w:proofErr w:type="spellEnd"/>
+      <w:r>
+        <w:rPr>
+          <w:lang w:val="ru-RU"/>
+        </w:rPr>
+        <w:t xml:space="preserve"> </w:t>
+      </w:r>
+      <w:proofErr w:type="spellStart"/>
+      <w:r>
+        <w:rPr>
+          <w:lang w:val="ru-RU"/>
+        </w:rPr>
+        <w:t>volume</w:t>
+      </w:r>
+      <w:proofErr w:type="spellEnd"/>
+      <w:r>
+        <w:rPr>
+          <w:lang w:val="ru-RU"/>
+        </w:rPr>
+        <w:t xml:space="preserve">, переменные окружения, перенаправление ввода). Изучите простейшие консольные команды для работы с </w:t>
+      </w:r>
+      <w:proofErr w:type="spellStart"/>
+      <w:proofErr w:type="gramStart"/>
+      <w:r>
+        <w:rPr>
+          <w:lang w:val="ru-RU"/>
+        </w:rPr>
+        <w:t>docker</w:t>
+      </w:r>
+      <w:proofErr w:type="spellEnd"/>
+      <w:r>
+        <w:rPr>
+          <w:lang w:val="ru-RU"/>
+        </w:rPr>
+        <w:t>(</w:t>
+      </w:r>
+      <w:proofErr w:type="gramEnd"/>
+      <w:r>
+        <w:rPr>
+          <w:lang w:val="ru-RU"/>
+        </w:rPr>
+        <w:t xml:space="preserve">см. лекцию). Зарегистрируйтесь на </w:t>
+      </w:r>
+      <w:proofErr w:type="spellStart"/>
+      <w:r>
+        <w:rPr>
+          <w:lang w:val="ru-RU"/>
+        </w:rPr>
+        <w:t>DockerHub</w:t>
+      </w:r>
+      <w:proofErr w:type="spellEnd"/>
+      <w:r>
+        <w:rPr>
+          <w:lang w:val="ru-RU"/>
+        </w:rPr>
+        <w:t xml:space="preserve"> и выберите необходимые для проекта   образы</w:t>
+      </w:r>
+    </w:p>
+    <w:p>
+      <w:pPr>
+        <w:numPr>
+          <w:ilvl w:val="1"/>
+          <w:numId w:val="1"/>
+        </w:numPr>
+        <w:rPr>
+          <w:lang w:val="ru-RU"/>
+        </w:rPr>
+      </w:pPr>
+      <w:r>
+        <w:rPr>
+          <w:lang w:val="ru-RU"/>
+        </w:rPr>
+        <w:t xml:space="preserve">Создать </w:t>
+      </w:r>
+      <w:proofErr w:type="spellStart"/>
+      <w:r>
+        <w:rPr>
+          <w:lang w:val="ru-RU"/>
+        </w:rPr>
+        <w:t>Dockerfile</w:t>
+      </w:r>
+      <w:proofErr w:type="spellEnd"/>
+      <w:r>
+        <w:rPr>
+          <w:lang w:val="ru-RU"/>
+        </w:rPr>
+        <w:t xml:space="preserve"> для реализации сборки собственных </w:t>
+      </w:r>
+      <w:proofErr w:type="spellStart"/>
+      <w:r>
+        <w:rPr>
+          <w:lang w:val="ru-RU"/>
+        </w:rPr>
+        <w:t>Docker</w:t>
+      </w:r>
+      <w:proofErr w:type="spellEnd"/>
+      <w:r>
+        <w:rPr>
+          <w:lang w:val="ru-RU"/>
+        </w:rPr>
+        <w:t xml:space="preserve"> образов</w:t>
+      </w:r>
+    </w:p>
+    <w:p>
+      <w:pPr>
+        <w:numPr>
+          <w:ilvl w:val="1"/>
+          <w:numId w:val="1"/>
+        </w:numPr>
+        <w:rPr>
+          <w:lang w:val="ru-RU"/>
+        </w:rPr>
+      </w:pPr>
+      <w:r>
+        <w:rPr>
+          <w:noProof/>
+        </w:rPr>
+        <w:lastRenderedPageBreak/>
         <w:drawing>
-          <wp:inline distT="0" distB="0" distL="0" distR="0" wp14:anchorId="130D05C2" wp14:editId="0911162E">
+          <wp:anchor distT="0" distB="0" distL="114300" distR="114300" simplePos="0" relativeHeight="251658240" behindDoc="0" locked="0" layoutInCell="1" allowOverlap="1" wp14:anchorId="35280914" wp14:editId="11FC3898">
+            <wp:simplePos x="0" y="0"/>
+            <wp:positionH relativeFrom="margin">
+              <wp:align>right</wp:align>
+            </wp:positionH>
+            <wp:positionV relativeFrom="paragraph">
+              <wp:posOffset>524510</wp:posOffset>
+            </wp:positionV>
             <wp:extent cx="5940425" cy="3061335"/>
             <wp:effectExtent l="0" t="0" r="3175" b="5715"/>
+            <wp:wrapSquare wrapText="bothSides"/>
             <wp:docPr id="2015661033" name="Рисунок 1"/>
             <wp:cNvGraphicFramePr>
               <a:graphicFrameLocks xmlns:a="http://schemas.openxmlformats.org/drawingml/2006/main" noChangeAspect="1"/>
@@ -105,7 +623,13 @@
                     <pic:cNvPicPr/>
                   </pic:nvPicPr>
                   <pic:blipFill>
-                    <a:blip r:embed="rId6"/>
+                    <a:blip r:embed="rId7" cstate="print">
+                      <a:extLst>
+                        <a:ext uri="{28A0092B-C50C-407E-A947-70E740481C1C}">
+                          <a14:useLocalDpi xmlns:a14="http://schemas.microsoft.com/office/drawing/2010/main" val="0"/>
+                        </a:ext>
+                      </a:extLst>
+                    </a:blip>
                     <a:stretch>
                       <a:fillRect/>
                     </a:stretch>
@@ -122,17 +646,25 @@
                 </pic:pic>
               </a:graphicData>
             </a:graphic>
-          </wp:inline>
+          </wp:anchor>
         </w:drawing>
       </w:r>
       <w:r>
-        <w:br/>
-      </w:r>
-      <w:r>
+        <w:rPr>
+          <w:noProof/>
+        </w:rPr>
         <w:drawing>
-          <wp:inline distT="0" distB="0" distL="0" distR="0" wp14:anchorId="1A34E47A" wp14:editId="1CB061E4">
+          <wp:anchor distT="0" distB="0" distL="114300" distR="114300" simplePos="0" relativeHeight="251659264" behindDoc="0" locked="0" layoutInCell="1" allowOverlap="1" wp14:anchorId="0A41B33B" wp14:editId="39913071">
+            <wp:simplePos x="0" y="0"/>
+            <wp:positionH relativeFrom="margin">
+              <wp:align>right</wp:align>
+            </wp:positionH>
+            <wp:positionV relativeFrom="paragraph">
+              <wp:posOffset>3623310</wp:posOffset>
+            </wp:positionV>
             <wp:extent cx="5940425" cy="588645"/>
             <wp:effectExtent l="0" t="0" r="3175" b="1905"/>
+            <wp:wrapSquare wrapText="bothSides"/>
             <wp:docPr id="1820411181" name="Рисунок 1"/>
             <wp:cNvGraphicFramePr>
               <a:graphicFrameLocks xmlns:a="http://schemas.openxmlformats.org/drawingml/2006/main" noChangeAspect="1"/>
@@ -145,7 +677,13 @@
                     <pic:cNvPicPr/>
                   </pic:nvPicPr>
                   <pic:blipFill>
-                    <a:blip r:embed="rId7"/>
+                    <a:blip r:embed="rId8" cstate="print">
+                      <a:extLst>
+                        <a:ext uri="{28A0092B-C50C-407E-A947-70E740481C1C}">
+                          <a14:useLocalDpi xmlns:a14="http://schemas.microsoft.com/office/drawing/2010/main" val="0"/>
+                        </a:ext>
+                      </a:extLst>
+                    </a:blip>
                     <a:stretch>
                       <a:fillRect/>
                     </a:stretch>
@@ -162,23 +700,215 @@
                 </pic:pic>
               </a:graphicData>
             </a:graphic>
-          </wp:inline>
+          </wp:anchor>
         </w:drawing>
       </w:r>
       <w:r>
         <w:rPr>
           <w:lang w:val="ru-RU"/>
         </w:rPr>
-        <w:br/>
-      </w:r>
-      <w:r>
-        <w:rPr>
+        <w:t>Использовать его для создания контейнера. Протестировать использование контейнера</w:t>
+      </w:r>
+    </w:p>
+    <w:p>
+      <w:pPr>
+        <w:numPr>
+          <w:ilvl w:val="0"/>
+          <w:numId w:val="1"/>
+        </w:numPr>
+        <w:rPr>
+          <w:lang w:val="ru-RU"/>
+        </w:rPr>
+      </w:pPr>
+      <w:r>
+        <w:rPr>
+          <w:lang w:val="ru-RU"/>
+        </w:rPr>
+        <w:t xml:space="preserve">Скачать любой доступный проект с </w:t>
+      </w:r>
+      <w:proofErr w:type="spellStart"/>
+      <w:r>
+        <w:rPr>
+          <w:lang w:val="ru-RU"/>
+        </w:rPr>
+        <w:t>GitHub</w:t>
+      </w:r>
+      <w:proofErr w:type="spellEnd"/>
+      <w:r>
+        <w:rPr>
+          <w:lang w:val="ru-RU"/>
+        </w:rPr>
+        <w:t xml:space="preserve"> с произвольным стеком технологий (пример – см. индивидуальное задание) или использовать свой, ранее разработанный. Создать для него необходимый контейнер, используя </w:t>
+      </w:r>
+      <w:proofErr w:type="spellStart"/>
+      <w:r>
+        <w:rPr>
+          <w:lang w:val="ru-RU"/>
+        </w:rPr>
+        <w:t>Docker</w:t>
+      </w:r>
+      <w:proofErr w:type="spellEnd"/>
+      <w:r>
+        <w:rPr>
+          <w:lang w:val="ru-RU"/>
+        </w:rPr>
+        <w:t xml:space="preserve"> </w:t>
+      </w:r>
+      <w:proofErr w:type="spellStart"/>
+      <w:r>
+        <w:rPr>
+          <w:lang w:val="ru-RU"/>
+        </w:rPr>
+        <w:t>Compose</w:t>
+      </w:r>
+      <w:proofErr w:type="spellEnd"/>
+      <w:r>
+        <w:rPr>
+          <w:lang w:val="ru-RU"/>
+        </w:rPr>
+        <w:t xml:space="preserve"> для управления </w:t>
+      </w:r>
+      <w:proofErr w:type="spellStart"/>
+      <w:r>
+        <w:rPr>
+          <w:lang w:val="ru-RU"/>
+        </w:rPr>
+        <w:t>многоконтейнерными</w:t>
+      </w:r>
+      <w:proofErr w:type="spellEnd"/>
+      <w:r>
+        <w:rPr>
+          <w:lang w:val="ru-RU"/>
+        </w:rPr>
+        <w:t xml:space="preserve"> приложениями. Запустить проект в контейнере.( Примеры </w:t>
+      </w:r>
+      <w:proofErr w:type="spellStart"/>
+      <w:r>
+        <w:rPr>
+          <w:lang w:val="ru-RU"/>
+        </w:rPr>
+        <w:t>Images</w:t>
+      </w:r>
+      <w:proofErr w:type="spellEnd"/>
+      <w:r>
+        <w:rPr>
+          <w:lang w:val="ru-RU"/>
+        </w:rPr>
+        <w:t xml:space="preserve">: </w:t>
+      </w:r>
+      <w:hyperlink r:id="rId9" w:history="1">
+        <w:r>
+          <w:rPr>
+            <w:rStyle w:val="ac"/>
+            <w:lang w:val="ru-RU"/>
+          </w:rPr>
+          <w:t>https://hub.docker.com/_/phpmyadmin</w:t>
+        </w:r>
+      </w:hyperlink>
+      <w:r>
+        <w:rPr>
+          <w:lang w:val="ru-RU"/>
+        </w:rPr>
+        <w:t xml:space="preserve">, </w:t>
+      </w:r>
+      <w:hyperlink r:id="rId10" w:history="1">
+        <w:r>
+          <w:rPr>
+            <w:rStyle w:val="ac"/>
+            <w:lang w:val="ru-RU"/>
+          </w:rPr>
+          <w:t>https://hub.docker.com/_/mysql</w:t>
+        </w:r>
+      </w:hyperlink>
+      <w:r>
+        <w:rPr>
+          <w:lang w:val="ru-RU"/>
+        </w:rPr>
+        <w:t xml:space="preserve">, https://hub.docker.com/_/postgres) </w:t>
+      </w:r>
+    </w:p>
+    <w:p>
+      <w:pPr>
+        <w:numPr>
+          <w:ilvl w:val="0"/>
+          <w:numId w:val="1"/>
+        </w:numPr>
+        <w:rPr>
+          <w:lang w:val="ru-RU"/>
+        </w:rPr>
+      </w:pPr>
+      <w:r>
+        <w:rPr>
+          <w:noProof/>
           <w:lang w:val="ru-RU"/>
         </w:rPr>
         <w:drawing>
-          <wp:inline distT="0" distB="0" distL="0" distR="0" wp14:anchorId="188BE341" wp14:editId="0EE6BA73">
+          <wp:anchor distT="0" distB="0" distL="114300" distR="114300" simplePos="0" relativeHeight="251663360" behindDoc="0" locked="0" layoutInCell="1" allowOverlap="1" wp14:anchorId="50464A07" wp14:editId="376F8FB7">
+            <wp:simplePos x="0" y="0"/>
+            <wp:positionH relativeFrom="column">
+              <wp:posOffset>200025</wp:posOffset>
+            </wp:positionH>
+            <wp:positionV relativeFrom="paragraph">
+              <wp:posOffset>676275</wp:posOffset>
+            </wp:positionV>
+            <wp:extent cx="5940425" cy="490855"/>
+            <wp:effectExtent l="0" t="0" r="3175" b="4445"/>
+            <wp:wrapSquare wrapText="bothSides"/>
+            <wp:docPr id="1997476012" name="Рисунок 1"/>
+            <wp:cNvGraphicFramePr>
+              <a:graphicFrameLocks xmlns:a="http://schemas.openxmlformats.org/drawingml/2006/main" noChangeAspect="1"/>
+            </wp:cNvGraphicFramePr>
+            <a:graphic xmlns:a="http://schemas.openxmlformats.org/drawingml/2006/main">
+              <a:graphicData uri="http://schemas.openxmlformats.org/drawingml/2006/picture">
+                <pic:pic xmlns:pic="http://schemas.openxmlformats.org/drawingml/2006/picture">
+                  <pic:nvPicPr>
+                    <pic:cNvPr id="1997476012" name=""/>
+                    <pic:cNvPicPr/>
+                  </pic:nvPicPr>
+                  <pic:blipFill>
+                    <a:blip r:embed="rId11" cstate="print">
+                      <a:extLst>
+                        <a:ext uri="{28A0092B-C50C-407E-A947-70E740481C1C}">
+                          <a14:useLocalDpi xmlns:a14="http://schemas.microsoft.com/office/drawing/2010/main" val="0"/>
+                        </a:ext>
+                      </a:extLst>
+                    </a:blip>
+                    <a:stretch>
+                      <a:fillRect/>
+                    </a:stretch>
+                  </pic:blipFill>
+                  <pic:spPr>
+                    <a:xfrm>
+                      <a:off x="0" y="0"/>
+                      <a:ext cx="5940425" cy="490855"/>
+                    </a:xfrm>
+                    <a:prstGeom prst="rect">
+                      <a:avLst/>
+                    </a:prstGeom>
+                  </pic:spPr>
+                </pic:pic>
+              </a:graphicData>
+            </a:graphic>
+          </wp:anchor>
+        </w:drawing>
+      </w:r>
+      <w:r>
+        <w:rPr>
+          <w:noProof/>
+          <w:lang w:val="ru-RU"/>
+        </w:rPr>
+        <w:drawing>
+          <wp:anchor distT="0" distB="0" distL="114300" distR="114300" simplePos="0" relativeHeight="251662336" behindDoc="0" locked="0" layoutInCell="1" allowOverlap="1" wp14:anchorId="47128697" wp14:editId="38BCDA84">
+            <wp:simplePos x="0" y="0"/>
+            <wp:positionH relativeFrom="column">
+              <wp:posOffset>180975</wp:posOffset>
+            </wp:positionH>
+            <wp:positionV relativeFrom="paragraph">
+              <wp:posOffset>523875</wp:posOffset>
+            </wp:positionV>
             <wp:extent cx="5940425" cy="125095"/>
             <wp:effectExtent l="0" t="0" r="3175" b="8255"/>
+            <wp:wrapSquare wrapText="bothSides"/>
             <wp:docPr id="1828990770" name="Рисунок 1"/>
             <wp:cNvGraphicFramePr>
               <a:graphicFrameLocks xmlns:a="http://schemas.openxmlformats.org/drawingml/2006/main" noChangeAspect="1"/>
@@ -191,7 +921,13 @@
                     <pic:cNvPicPr/>
                   </pic:nvPicPr>
                   <pic:blipFill>
-                    <a:blip r:embed="rId8"/>
+                    <a:blip r:embed="rId12">
+                      <a:extLst>
+                        <a:ext uri="{28A0092B-C50C-407E-A947-70E740481C1C}">
+                          <a14:useLocalDpi xmlns:a14="http://schemas.microsoft.com/office/drawing/2010/main" val="0"/>
+                        </a:ext>
+                      </a:extLst>
+                    </a:blip>
                     <a:stretch>
                       <a:fillRect/>
                     </a:stretch>
@@ -208,24 +944,145 @@
                 </pic:pic>
               </a:graphicData>
             </a:graphic>
-          </wp:inline>
+          </wp:anchor>
         </w:drawing>
       </w:r>
       <w:r>
         <w:rPr>
           <w:lang w:val="ru-RU"/>
         </w:rPr>
-        <w:br/>
-      </w:r>
-      <w:r>
-        <w:rPr>
-          <w:lang w:val="ru-RU"/>
-        </w:rPr>
+        <w:t xml:space="preserve">Настроить сети и тома для обеспечения связи между контейнерами и сохранения данных (исходные данные, логин, пароль и </w:t>
+      </w:r>
+      <w:proofErr w:type="gramStart"/>
+      <w:r>
+        <w:rPr>
+          <w:lang w:val="ru-RU"/>
+        </w:rPr>
+        <w:t>т.д.</w:t>
+      </w:r>
+      <w:proofErr w:type="gramEnd"/>
+      <w:r>
+        <w:rPr>
+          <w:lang w:val="ru-RU"/>
+        </w:rPr>
+        <w:t>)</w:t>
+      </w:r>
+      <w:r>
+        <w:rPr>
+          <w:noProof/>
+          <w:lang w:val="ru-RU"/>
+        </w:rPr>
+        <w:t xml:space="preserve"> </w:t>
+      </w:r>
+    </w:p>
+    <w:p>
+      <w:pPr>
+        <w:numPr>
+          <w:ilvl w:val="0"/>
+          <w:numId w:val="1"/>
+        </w:numPr>
+        <w:rPr>
+          <w:lang w:val="ru-RU"/>
+        </w:rPr>
+      </w:pPr>
+      <w:r>
+        <w:rPr>
+          <w:lang w:val="ru-RU"/>
+        </w:rPr>
+        <w:t xml:space="preserve">Разместите результат в созданный репозиторий в </w:t>
+      </w:r>
+      <w:proofErr w:type="spellStart"/>
+      <w:r>
+        <w:rPr>
+          <w:lang w:val="ru-RU"/>
+        </w:rPr>
+        <w:t>DockerHub</w:t>
+      </w:r>
+      <w:proofErr w:type="spellEnd"/>
+      <w:r>
+        <w:rPr>
+          <w:lang w:val="ru-RU"/>
+        </w:rPr>
+        <w:t xml:space="preserve">  </w:t>
+      </w:r>
+    </w:p>
+    <w:p>
+      <w:pPr>
+        <w:numPr>
+          <w:ilvl w:val="0"/>
+          <w:numId w:val="1"/>
+        </w:numPr>
+        <w:rPr>
+          <w:lang w:val="ru-RU"/>
+        </w:rPr>
+      </w:pPr>
+      <w:r>
+        <w:rPr>
+          <w:lang w:val="ru-RU"/>
+        </w:rPr>
+        <w:t>Выполните следующие действия с целью изучить особенности сетевого взаимодействия:</w:t>
+      </w:r>
+    </w:p>
+    <w:p>
+      <w:pPr>
+        <w:numPr>
+          <w:ilvl w:val="0"/>
+          <w:numId w:val="3"/>
+        </w:numPr>
+        <w:rPr>
+          <w:lang w:val="ru-RU"/>
+        </w:rPr>
+      </w:pPr>
+      <w:r>
+        <w:rPr>
+          <w:lang w:val="ru-RU"/>
+        </w:rPr>
+        <w:t xml:space="preserve">Получить информацию </w:t>
+      </w:r>
+      <w:proofErr w:type="gramStart"/>
+      <w:r>
+        <w:rPr>
+          <w:lang w:val="ru-RU"/>
+        </w:rPr>
+        <w:t>о всех</w:t>
+      </w:r>
+      <w:proofErr w:type="gramEnd"/>
+      <w:r>
+        <w:rPr>
+          <w:lang w:val="ru-RU"/>
+        </w:rPr>
+        <w:t xml:space="preserve"> сетях, работающих на текущем хосте и подробности о каждом типе сети</w:t>
+      </w:r>
+    </w:p>
+    <w:p>
+      <w:pPr>
+        <w:numPr>
+          <w:ilvl w:val="0"/>
+          <w:numId w:val="3"/>
+        </w:numPr>
+        <w:rPr>
+          <w:lang w:val="ru-RU"/>
+        </w:rPr>
+      </w:pPr>
+      <w:r>
+        <w:rPr>
+          <w:noProof/>
+          <w:lang w:val="en-GB"/>
+        </w:rPr>
+        <w:lastRenderedPageBreak/>
         <w:drawing>
-          <wp:inline distT="0" distB="0" distL="0" distR="0" wp14:anchorId="73397CC4" wp14:editId="1B3D7B34">
-            <wp:extent cx="5940425" cy="490855"/>
-            <wp:effectExtent l="0" t="0" r="3175" b="4445"/>
-            <wp:docPr id="1997476012" name="Рисунок 1"/>
+          <wp:anchor distT="0" distB="0" distL="114300" distR="114300" simplePos="0" relativeHeight="251667456" behindDoc="0" locked="0" layoutInCell="1" allowOverlap="1" wp14:anchorId="30551B70" wp14:editId="7D5CECF4">
+            <wp:simplePos x="0" y="0"/>
+            <wp:positionH relativeFrom="margin">
+              <wp:align>right</wp:align>
+            </wp:positionH>
+            <wp:positionV relativeFrom="paragraph">
+              <wp:posOffset>7846060</wp:posOffset>
+            </wp:positionV>
+            <wp:extent cx="5940425" cy="706755"/>
+            <wp:effectExtent l="0" t="0" r="3175" b="0"/>
+            <wp:wrapSquare wrapText="bothSides"/>
+            <wp:docPr id="174671451" name="Рисунок 1"/>
             <wp:cNvGraphicFramePr>
               <a:graphicFrameLocks xmlns:a="http://schemas.openxmlformats.org/drawingml/2006/main" noChangeAspect="1"/>
             </wp:cNvGraphicFramePr>
@@ -233,11 +1090,17 @@
               <a:graphicData uri="http://schemas.openxmlformats.org/drawingml/2006/picture">
                 <pic:pic xmlns:pic="http://schemas.openxmlformats.org/drawingml/2006/picture">
                   <pic:nvPicPr>
-                    <pic:cNvPr id="1997476012" name=""/>
+                    <pic:cNvPr id="174671451" name=""/>
                     <pic:cNvPicPr/>
                   </pic:nvPicPr>
                   <pic:blipFill>
-                    <a:blip r:embed="rId9"/>
+                    <a:blip r:embed="rId13" cstate="print">
+                      <a:extLst>
+                        <a:ext uri="{28A0092B-C50C-407E-A947-70E740481C1C}">
+                          <a14:useLocalDpi xmlns:a14="http://schemas.microsoft.com/office/drawing/2010/main" val="0"/>
+                        </a:ext>
+                      </a:extLst>
+                    </a:blip>
                     <a:stretch>
                       <a:fillRect/>
                     </a:stretch>
@@ -245,7 +1108,7 @@
                   <pic:spPr>
                     <a:xfrm>
                       <a:off x="0" y="0"/>
-                      <a:ext cx="5940425" cy="490855"/>
+                      <a:ext cx="5940425" cy="706755"/>
                     </a:xfrm>
                     <a:prstGeom prst="rect">
                       <a:avLst/>
@@ -254,24 +1117,201 @@
                 </pic:pic>
               </a:graphicData>
             </a:graphic>
-          </wp:inline>
+          </wp:anchor>
         </w:drawing>
       </w:r>
       <w:r>
         <w:rPr>
-          <w:lang w:val="en-GB"/>
-        </w:rPr>
-        <w:br/>
-      </w:r>
-      <w:r>
-        <w:rPr>
-          <w:lang w:val="en-GB"/>
+          <w:lang w:val="ru-RU"/>
+        </w:rPr>
+        <w:t xml:space="preserve">Создать свою собственную сеть </w:t>
+      </w:r>
+      <w:proofErr w:type="spellStart"/>
+      <w:r>
+        <w:rPr>
+          <w:lang w:val="ru-RU"/>
+        </w:rPr>
+        <w:t>bridge</w:t>
+      </w:r>
+      <w:proofErr w:type="spellEnd"/>
+      <w:r>
+        <w:rPr>
+          <w:lang w:val="ru-RU"/>
+        </w:rPr>
+        <w:t xml:space="preserve">, проверить, создана ли она, запустить </w:t>
+      </w:r>
+      <w:proofErr w:type="spellStart"/>
+      <w:r>
+        <w:rPr>
+          <w:lang w:val="ru-RU"/>
+        </w:rPr>
+        <w:t>Docker</w:t>
+      </w:r>
+      <w:proofErr w:type="spellEnd"/>
+      <w:r>
+        <w:rPr>
+          <w:lang w:val="ru-RU"/>
+        </w:rPr>
+        <w:t xml:space="preserve">-контейнер в созданной сети, вывести о ней всю </w:t>
+      </w:r>
+      <w:proofErr w:type="gramStart"/>
+      <w:r>
+        <w:rPr>
+          <w:lang w:val="ru-RU"/>
+        </w:rPr>
+        <w:t>информацию(</w:t>
+      </w:r>
+      <w:proofErr w:type="gramEnd"/>
+      <w:r>
+        <w:rPr>
+          <w:lang w:val="ru-RU"/>
+        </w:rPr>
+        <w:t>включая IP-адрес контейнера), отключить сеть от контейнера</w:t>
+      </w:r>
+    </w:p>
+    <w:p>
+      <w:pPr>
+        <w:numPr>
+          <w:ilvl w:val="0"/>
+          <w:numId w:val="3"/>
+        </w:numPr>
+        <w:rPr>
+          <w:lang w:val="ru-RU"/>
+        </w:rPr>
+      </w:pPr>
+      <w:r>
+        <w:rPr>
+          <w:lang w:val="ru-RU"/>
+        </w:rPr>
+        <w:t xml:space="preserve">Создать еще одну сеть </w:t>
+      </w:r>
+      <w:proofErr w:type="spellStart"/>
+      <w:proofErr w:type="gramStart"/>
+      <w:r>
+        <w:rPr>
+          <w:lang w:val="ru-RU"/>
+        </w:rPr>
+        <w:t>bridge</w:t>
+      </w:r>
+      <w:proofErr w:type="spellEnd"/>
+      <w:r>
+        <w:rPr>
+          <w:lang w:val="ru-RU"/>
+        </w:rPr>
+        <w:t xml:space="preserve">,   </w:t>
+      </w:r>
+      <w:proofErr w:type="gramEnd"/>
+      <w:r>
+        <w:rPr>
+          <w:lang w:val="ru-RU"/>
+        </w:rPr>
+        <w:t xml:space="preserve">вывести о ней всю информацию, запустить в ней три контейнера, подключиться к любому из контейнеров и </w:t>
+      </w:r>
+      <w:proofErr w:type="spellStart"/>
+      <w:r>
+        <w:rPr>
+          <w:lang w:val="ru-RU"/>
+        </w:rPr>
+        <w:t>пропинговать</w:t>
+      </w:r>
+      <w:proofErr w:type="spellEnd"/>
+      <w:r>
+        <w:rPr>
+          <w:lang w:val="ru-RU"/>
+        </w:rPr>
+        <w:t xml:space="preserve"> два других из оболочки контейнера, убедиться, что между контейнерами происходит общение по IP-адресу</w:t>
+      </w:r>
+    </w:p>
+    <w:p>
+      <w:pPr>
+        <w:numPr>
+          <w:ilvl w:val="0"/>
+          <w:numId w:val="3"/>
+        </w:numPr>
+        <w:rPr>
+          <w:lang w:val="ru-RU"/>
+        </w:rPr>
+      </w:pPr>
+      <w:r>
+        <w:rPr>
+          <w:lang w:val="ru-RU"/>
+        </w:rPr>
+        <w:t xml:space="preserve">Создать свою собственную сеть </w:t>
+      </w:r>
+      <w:proofErr w:type="spellStart"/>
+      <w:r>
+        <w:rPr>
+          <w:lang w:val="ru-RU"/>
+        </w:rPr>
+        <w:t>overlay</w:t>
+      </w:r>
+      <w:proofErr w:type="spellEnd"/>
+      <w:r>
+        <w:rPr>
+          <w:lang w:val="ru-RU"/>
+        </w:rPr>
+        <w:t>, проверить, создана ли она, вывести о ней всю информацию</w:t>
+      </w:r>
+    </w:p>
+    <w:p>
+      <w:pPr>
+        <w:numPr>
+          <w:ilvl w:val="0"/>
+          <w:numId w:val="3"/>
+        </w:numPr>
+        <w:rPr>
+          <w:lang w:val="ru-RU"/>
+        </w:rPr>
+      </w:pPr>
+      <w:r>
+        <w:rPr>
+          <w:lang w:val="ru-RU"/>
+        </w:rPr>
+        <w:t xml:space="preserve">Создать еще одну сеть </w:t>
+      </w:r>
+      <w:proofErr w:type="spellStart"/>
+      <w:r>
+        <w:rPr>
+          <w:lang w:val="ru-RU"/>
+        </w:rPr>
+        <w:t>overlay</w:t>
+      </w:r>
+      <w:proofErr w:type="spellEnd"/>
+      <w:r>
+        <w:rPr>
+          <w:lang w:val="ru-RU"/>
+        </w:rPr>
+        <w:t>, проверить, создана ли она, вывести о ней всю информацию, удалить сеть</w:t>
+      </w:r>
+    </w:p>
+    <w:p>
+      <w:pPr>
+        <w:numPr>
+          <w:ilvl w:val="0"/>
+          <w:numId w:val="3"/>
+        </w:numPr>
+        <w:rPr>
+          <w:lang w:val="ru-RU"/>
+        </w:rPr>
+      </w:pPr>
+      <w:r>
+        <w:rPr>
+          <w:noProof/>
+          <w:lang w:val="ru-RU"/>
         </w:rPr>
         <w:drawing>
-          <wp:inline distT="0" distB="0" distL="0" distR="0" wp14:anchorId="083D9514" wp14:editId="4EE20445">
-            <wp:extent cx="5940425" cy="951865"/>
-            <wp:effectExtent l="0" t="0" r="3175" b="635"/>
-            <wp:docPr id="1873838679" name="Рисунок 1"/>
+          <wp:anchor distT="0" distB="0" distL="114300" distR="114300" simplePos="0" relativeHeight="251672576" behindDoc="0" locked="0" layoutInCell="1" allowOverlap="1" wp14:anchorId="798D27A9" wp14:editId="740F368A">
+            <wp:simplePos x="0" y="0"/>
+            <wp:positionH relativeFrom="margin">
+              <wp:align>right</wp:align>
+            </wp:positionH>
+            <wp:positionV relativeFrom="paragraph">
+              <wp:posOffset>233045</wp:posOffset>
+            </wp:positionV>
+            <wp:extent cx="5937885" cy="951230"/>
+            <wp:effectExtent l="0" t="0" r="5715" b="1270"/>
+            <wp:wrapSquare wrapText="bothSides"/>
+            <wp:docPr id="1751668318" name="Рисунок 1"/>
             <wp:cNvGraphicFramePr>
               <a:graphicFrameLocks xmlns:a="http://schemas.openxmlformats.org/drawingml/2006/main" noChangeAspect="1"/>
             </wp:cNvGraphicFramePr>
@@ -279,11 +1319,117 @@
               <a:graphicData uri="http://schemas.openxmlformats.org/drawingml/2006/picture">
                 <pic:pic xmlns:pic="http://schemas.openxmlformats.org/drawingml/2006/picture">
                   <pic:nvPicPr>
-                    <pic:cNvPr id="1873838679" name=""/>
+                    <pic:cNvPr id="0" name="Picture 2"/>
+                    <pic:cNvPicPr>
+                      <a:picLocks noChangeAspect="1" noChangeArrowheads="1"/>
+                    </pic:cNvPicPr>
+                  </pic:nvPicPr>
+                  <pic:blipFill>
+                    <a:blip r:embed="rId14">
+                      <a:extLst>
+                        <a:ext uri="{28A0092B-C50C-407E-A947-70E740481C1C}">
+                          <a14:useLocalDpi xmlns:a14="http://schemas.microsoft.com/office/drawing/2010/main" val="0"/>
+                        </a:ext>
+                      </a:extLst>
+                    </a:blip>
+                    <a:srcRect/>
+                    <a:stretch>
+                      <a:fillRect/>
+                    </a:stretch>
+                  </pic:blipFill>
+                  <pic:spPr bwMode="auto">
+                    <a:xfrm>
+                      <a:off x="0" y="0"/>
+                      <a:ext cx="5937885" cy="951230"/>
+                    </a:xfrm>
+                    <a:prstGeom prst="rect">
+                      <a:avLst/>
+                    </a:prstGeom>
+                    <a:noFill/>
+                  </pic:spPr>
+                </pic:pic>
+              </a:graphicData>
+            </a:graphic>
+          </wp:anchor>
+        </w:drawing>
+      </w:r>
+      <w:r>
+        <w:rPr>
+          <w:lang w:val="ru-RU"/>
+        </w:rPr>
+        <w:t xml:space="preserve">Попробовать создать сеть </w:t>
+      </w:r>
+      <w:proofErr w:type="spellStart"/>
+      <w:r>
+        <w:rPr>
+          <w:lang w:val="ru-RU"/>
+        </w:rPr>
+        <w:t>host</w:t>
+      </w:r>
+      <w:proofErr w:type="spellEnd"/>
+      <w:r>
+        <w:rPr>
+          <w:lang w:val="ru-RU"/>
+        </w:rPr>
+        <w:t xml:space="preserve">, сохранить </w:t>
+      </w:r>
+      <w:proofErr w:type="gramStart"/>
+      <w:r>
+        <w:rPr>
+          <w:lang w:val="ru-RU"/>
+        </w:rPr>
+        <w:t>результат  в</w:t>
+      </w:r>
+      <w:proofErr w:type="gramEnd"/>
+      <w:r>
+        <w:rPr>
+          <w:lang w:val="ru-RU"/>
+        </w:rPr>
+        <w:t xml:space="preserve"> отчет.</w:t>
+      </w:r>
+    </w:p>
+    <w:p>
+      <w:pPr>
+        <w:rPr>
+          <w:lang w:val="en-GB"/>
+        </w:rPr>
+      </w:pPr>
+      <w:r>
+        <w:rPr>
+          <w:noProof/>
+          <w:lang w:val="en-GB"/>
+        </w:rPr>
+        <w:drawing>
+          <wp:anchor distT="0" distB="0" distL="114300" distR="114300" simplePos="0" relativeHeight="251671552" behindDoc="0" locked="0" layoutInCell="1" allowOverlap="1" wp14:anchorId="6FB1B5E8" wp14:editId="3F0DFFBC">
+            <wp:simplePos x="0" y="0"/>
+            <wp:positionH relativeFrom="margin">
+              <wp:align>right</wp:align>
+            </wp:positionH>
+            <wp:positionV relativeFrom="paragraph">
+              <wp:posOffset>4139565</wp:posOffset>
+            </wp:positionV>
+            <wp:extent cx="5940425" cy="4286885"/>
+            <wp:effectExtent l="0" t="0" r="3175" b="0"/>
+            <wp:wrapSquare wrapText="bothSides"/>
+            <wp:docPr id="2109878631" name="Рисунок 1"/>
+            <wp:cNvGraphicFramePr>
+              <a:graphicFrameLocks xmlns:a="http://schemas.openxmlformats.org/drawingml/2006/main" noChangeAspect="1"/>
+            </wp:cNvGraphicFramePr>
+            <a:graphic xmlns:a="http://schemas.openxmlformats.org/drawingml/2006/main">
+              <a:graphicData uri="http://schemas.openxmlformats.org/drawingml/2006/picture">
+                <pic:pic xmlns:pic="http://schemas.openxmlformats.org/drawingml/2006/picture">
+                  <pic:nvPicPr>
+                    <pic:cNvPr id="2109878631" name=""/>
                     <pic:cNvPicPr/>
                   </pic:nvPicPr>
                   <pic:blipFill>
-                    <a:blip r:embed="rId10"/>
+                    <a:blip r:embed="rId15" cstate="print">
+                      <a:extLst>
+                        <a:ext uri="{28A0092B-C50C-407E-A947-70E740481C1C}">
+                          <a14:useLocalDpi xmlns:a14="http://schemas.microsoft.com/office/drawing/2010/main" val="0"/>
+                        </a:ext>
+                      </a:extLst>
+                    </a:blip>
                     <a:stretch>
                       <a:fillRect/>
                     </a:stretch>
@@ -291,7 +1437,7 @@
                   <pic:spPr>
                     <a:xfrm>
                       <a:off x="0" y="0"/>
-                      <a:ext cx="5940425" cy="951865"/>
+                      <a:ext cx="5940425" cy="4286885"/>
                     </a:xfrm>
                     <a:prstGeom prst="rect">
                       <a:avLst/>
@@ -300,23 +1446,26 @@
                 </pic:pic>
               </a:graphicData>
             </a:graphic>
-          </wp:inline>
+          </wp:anchor>
         </w:drawing>
       </w:r>
       <w:r>
         <w:rPr>
+          <w:noProof/>
           <w:lang w:val="en-GB"/>
         </w:rPr>
-        <w:br/>
-      </w:r>
-      <w:r>
-        <w:rPr>
-          <w:lang w:val="en-GB"/>
-        </w:rPr>
         <w:drawing>
-          <wp:inline distT="0" distB="0" distL="0" distR="0" wp14:anchorId="63CE6AAD" wp14:editId="66F64AC7">
+          <wp:anchor distT="0" distB="0" distL="114300" distR="114300" simplePos="0" relativeHeight="251665408" behindDoc="0" locked="0" layoutInCell="1" allowOverlap="1" wp14:anchorId="793DEA80" wp14:editId="50DCADA1">
+            <wp:simplePos x="0" y="0"/>
+            <wp:positionH relativeFrom="margin">
+              <wp:align>right</wp:align>
+            </wp:positionH>
+            <wp:positionV relativeFrom="paragraph">
+              <wp:posOffset>3105785</wp:posOffset>
+            </wp:positionV>
             <wp:extent cx="5940425" cy="927100"/>
             <wp:effectExtent l="0" t="0" r="3175" b="6350"/>
+            <wp:wrapSquare wrapText="bothSides"/>
             <wp:docPr id="1368856329" name="Рисунок 1"/>
             <wp:cNvGraphicFramePr>
               <a:graphicFrameLocks xmlns:a="http://schemas.openxmlformats.org/drawingml/2006/main" noChangeAspect="1"/>
@@ -329,7 +1478,13 @@
                     <pic:cNvPicPr/>
                   </pic:nvPicPr>
                   <pic:blipFill>
-                    <a:blip r:embed="rId11"/>
+                    <a:blip r:embed="rId16" cstate="print">
+                      <a:extLst>
+                        <a:ext uri="{28A0092B-C50C-407E-A947-70E740481C1C}">
+                          <a14:useLocalDpi xmlns:a14="http://schemas.microsoft.com/office/drawing/2010/main" val="0"/>
+                        </a:ext>
+                      </a:extLst>
+                    </a:blip>
                     <a:stretch>
                       <a:fillRect/>
                     </a:stretch>
@@ -346,24 +1501,84 @@
                 </pic:pic>
               </a:graphicData>
             </a:graphic>
-          </wp:inline>
+          </wp:anchor>
         </w:drawing>
       </w:r>
       <w:r>
         <w:rPr>
+          <w:lang w:val="ru-RU"/>
+        </w:rPr>
+        <w:br/>
+      </w:r>
+      <w:r>
+        <w:br/>
+      </w:r>
+      <w:r>
+        <w:lastRenderedPageBreak/>
+        <w:br/>
+      </w:r>
+      <w:r>
+        <w:br/>
+      </w:r>
+      <w:r>
+        <w:rPr>
+          <w:lang w:val="ru-RU"/>
+        </w:rPr>
+        <w:br/>
+      </w:r>
+      <w:r>
+        <w:rPr>
+          <w:lang w:val="ru-RU"/>
+        </w:rPr>
+        <w:br/>
+      </w:r>
+      <w:r>
+        <w:rPr>
+          <w:lang w:val="ru-RU"/>
+        </w:rPr>
+        <w:br/>
+      </w:r>
+      <w:r>
+        <w:rPr>
+          <w:lang w:val="ru-RU"/>
+        </w:rPr>
+        <w:br/>
+      </w:r>
+      <w:r>
+        <w:rPr>
+          <w:lang w:val="ru-RU"/>
+        </w:rPr>
+        <w:br/>
+      </w:r>
+      <w:r>
+        <w:rPr>
+          <w:lang w:val="ru-RU"/>
+        </w:rPr>
+        <w:br/>
+      </w:r>
+      <w:r>
+        <w:rPr>
+          <w:lang w:val="ru-RU"/>
+        </w:rPr>
+        <w:br/>
+      </w:r>
+      <w:r>
+        <w:rPr>
+          <w:noProof/>
           <w:lang w:val="en-GB"/>
         </w:rPr>
-        <w:br/>
-      </w:r>
-      <w:r>
-        <w:rPr>
-          <w:lang w:val="en-GB"/>
-        </w:rPr>
-        <w:lastRenderedPageBreak/>
         <w:drawing>
-          <wp:inline distT="0" distB="0" distL="0" distR="0" wp14:anchorId="33CC3311" wp14:editId="109FB83D">
+          <wp:anchor distT="0" distB="0" distL="114300" distR="114300" simplePos="0" relativeHeight="251666432" behindDoc="0" locked="0" layoutInCell="1" allowOverlap="1" wp14:anchorId="7BE0DB7E" wp14:editId="7055511F">
+            <wp:simplePos x="0" y="0"/>
+            <wp:positionH relativeFrom="margin">
+              <wp:align>right</wp:align>
+            </wp:positionH>
+            <wp:positionV relativeFrom="paragraph">
+              <wp:posOffset>2171700</wp:posOffset>
+            </wp:positionV>
             <wp:extent cx="5940425" cy="4914900"/>
             <wp:effectExtent l="0" t="0" r="3175" b="0"/>
+            <wp:wrapSquare wrapText="bothSides"/>
             <wp:docPr id="1111260760" name="Рисунок 1"/>
             <wp:cNvGraphicFramePr>
               <a:graphicFrameLocks xmlns:a="http://schemas.openxmlformats.org/drawingml/2006/main" noChangeAspect="1"/>
@@ -376,7 +1591,13 @@
                     <pic:cNvPicPr/>
                   </pic:nvPicPr>
                   <pic:blipFill>
-                    <a:blip r:embed="rId12"/>
+                    <a:blip r:embed="rId17" cstate="print">
+                      <a:extLst>
+                        <a:ext uri="{28A0092B-C50C-407E-A947-70E740481C1C}">
+                          <a14:useLocalDpi xmlns:a14="http://schemas.microsoft.com/office/drawing/2010/main" val="0"/>
+                        </a:ext>
+                      </a:extLst>
+                    </a:blip>
                     <a:stretch>
                       <a:fillRect/>
                     </a:stretch>
@@ -393,110 +1614,18 @@
                 </pic:pic>
               </a:graphicData>
             </a:graphic>
-          </wp:inline>
+          </wp:anchor>
         </w:drawing>
       </w:r>
       <w:r>
         <w:rPr>
-          <w:lang w:val="en-GB"/>
+          <w:lang w:val="ru-RU"/>
         </w:rPr>
         <w:br/>
       </w:r>
       <w:r>
         <w:rPr>
-          <w:lang w:val="en-GB"/>
-        </w:rPr>
-        <w:drawing>
-          <wp:inline distT="0" distB="0" distL="0" distR="0" wp14:anchorId="1B623D03" wp14:editId="1ED4D431">
-            <wp:extent cx="5940425" cy="706755"/>
-            <wp:effectExtent l="0" t="0" r="3175" b="0"/>
-            <wp:docPr id="174671451" name="Рисунок 1"/>
-            <wp:cNvGraphicFramePr>
-              <a:graphicFrameLocks xmlns:a="http://schemas.openxmlformats.org/drawingml/2006/main" noChangeAspect="1"/>
-            </wp:cNvGraphicFramePr>
-            <a:graphic xmlns:a="http://schemas.openxmlformats.org/drawingml/2006/main">
-              <a:graphicData uri="http://schemas.openxmlformats.org/drawingml/2006/picture">
-                <pic:pic xmlns:pic="http://schemas.openxmlformats.org/drawingml/2006/picture">
-                  <pic:nvPicPr>
-                    <pic:cNvPr id="174671451" name=""/>
-                    <pic:cNvPicPr/>
-                  </pic:nvPicPr>
-                  <pic:blipFill>
-                    <a:blip r:embed="rId13"/>
-                    <a:stretch>
-                      <a:fillRect/>
-                    </a:stretch>
-                  </pic:blipFill>
-                  <pic:spPr>
-                    <a:xfrm>
-                      <a:off x="0" y="0"/>
-                      <a:ext cx="5940425" cy="706755"/>
-                    </a:xfrm>
-                    <a:prstGeom prst="rect">
-                      <a:avLst/>
-                    </a:prstGeom>
-                  </pic:spPr>
-                </pic:pic>
-              </a:graphicData>
-            </a:graphic>
-          </wp:inline>
-        </w:drawing>
-      </w:r>
-      <w:r>
-        <w:rPr>
-          <w:lang w:val="en-GB"/>
-        </w:rPr>
-        <w:br/>
-      </w:r>
-      <w:r>
-        <w:rPr>
-          <w:lang w:val="en-GB"/>
-        </w:rPr>
-        <w:lastRenderedPageBreak/>
-        <w:drawing>
-          <wp:inline distT="0" distB="0" distL="0" distR="0" wp14:anchorId="51A16901" wp14:editId="65515995">
-            <wp:extent cx="5940425" cy="5438775"/>
-            <wp:effectExtent l="0" t="0" r="3175" b="9525"/>
-            <wp:docPr id="1027875135" name="Рисунок 1"/>
-            <wp:cNvGraphicFramePr>
-              <a:graphicFrameLocks xmlns:a="http://schemas.openxmlformats.org/drawingml/2006/main" noChangeAspect="1"/>
-            </wp:cNvGraphicFramePr>
-            <a:graphic xmlns:a="http://schemas.openxmlformats.org/drawingml/2006/main">
-              <a:graphicData uri="http://schemas.openxmlformats.org/drawingml/2006/picture">
-                <pic:pic xmlns:pic="http://schemas.openxmlformats.org/drawingml/2006/picture">
-                  <pic:nvPicPr>
-                    <pic:cNvPr id="1027875135" name=""/>
-                    <pic:cNvPicPr/>
-                  </pic:nvPicPr>
-                  <pic:blipFill>
-                    <a:blip r:embed="rId14"/>
-                    <a:stretch>
-                      <a:fillRect/>
-                    </a:stretch>
-                  </pic:blipFill>
-                  <pic:spPr>
-                    <a:xfrm>
-                      <a:off x="0" y="0"/>
-                      <a:ext cx="5940425" cy="5438775"/>
-                    </a:xfrm>
-                    <a:prstGeom prst="rect">
-                      <a:avLst/>
-                    </a:prstGeom>
-                  </pic:spPr>
-                </pic:pic>
-              </a:graphicData>
-            </a:graphic>
-          </wp:inline>
-        </w:drawing>
-      </w:r>
-      <w:r>
-        <w:rPr>
-          <w:lang w:val="en-GB"/>
-        </w:rPr>
-        <w:br/>
-      </w:r>
-      <w:r>
-        <w:rPr>
+          <w:noProof/>
           <w:lang w:val="en-GB"/>
         </w:rPr>
         <w:drawing>
@@ -515,7 +1644,7 @@
                     <pic:cNvPicPr/>
                   </pic:nvPicPr>
                   <pic:blipFill>
-                    <a:blip r:embed="rId15"/>
+                    <a:blip r:embed="rId18"/>
                     <a:stretch>
                       <a:fillRect/>
                     </a:stretch>
@@ -545,12 +1674,27 @@
         <w:rPr>
           <w:lang w:val="en-GB"/>
         </w:rPr>
+        <w:br/>
+      </w:r>
+      <w:r>
+        <w:rPr>
+          <w:noProof/>
+          <w:lang w:val="en-GB"/>
+        </w:rPr>
         <w:lastRenderedPageBreak/>
         <w:drawing>
-          <wp:inline distT="0" distB="0" distL="0" distR="0" wp14:anchorId="7FA83C62" wp14:editId="52F89D3F">
-            <wp:extent cx="5940425" cy="4286885"/>
-            <wp:effectExtent l="0" t="0" r="3175" b="0"/>
-            <wp:docPr id="2109878631" name="Рисунок 1"/>
+          <wp:anchor distT="0" distB="0" distL="114300" distR="114300" simplePos="0" relativeHeight="251670528" behindDoc="0" locked="0" layoutInCell="1" allowOverlap="1" wp14:anchorId="3174FA4C" wp14:editId="58FA08C9">
+            <wp:simplePos x="0" y="0"/>
+            <wp:positionH relativeFrom="margin">
+              <wp:align>right</wp:align>
+            </wp:positionH>
+            <wp:positionV relativeFrom="paragraph">
+              <wp:posOffset>0</wp:posOffset>
+            </wp:positionV>
+            <wp:extent cx="5940425" cy="5438775"/>
+            <wp:effectExtent l="0" t="0" r="3175" b="9525"/>
+            <wp:wrapSquare wrapText="bothSides"/>
+            <wp:docPr id="1027875135" name="Рисунок 1"/>
             <wp:cNvGraphicFramePr>
               <a:graphicFrameLocks xmlns:a="http://schemas.openxmlformats.org/drawingml/2006/main" noChangeAspect="1"/>
             </wp:cNvGraphicFramePr>
@@ -558,11 +1702,17 @@
               <a:graphicData uri="http://schemas.openxmlformats.org/drawingml/2006/picture">
                 <pic:pic xmlns:pic="http://schemas.openxmlformats.org/drawingml/2006/picture">
                   <pic:nvPicPr>
-                    <pic:cNvPr id="2109878631" name=""/>
+                    <pic:cNvPr id="1027875135" name=""/>
                     <pic:cNvPicPr/>
                   </pic:nvPicPr>
                   <pic:blipFill>
-                    <a:blip r:embed="rId16"/>
+                    <a:blip r:embed="rId19" cstate="print">
+                      <a:extLst>
+                        <a:ext uri="{28A0092B-C50C-407E-A947-70E740481C1C}">
+                          <a14:useLocalDpi xmlns:a14="http://schemas.microsoft.com/office/drawing/2010/main" val="0"/>
+                        </a:ext>
+                      </a:extLst>
+                    </a:blip>
                     <a:stretch>
                       <a:fillRect/>
                     </a:stretch>
@@ -570,7 +1720,7 @@
                   <pic:spPr>
                     <a:xfrm>
                       <a:off x="0" y="0"/>
-                      <a:ext cx="5940425" cy="4286885"/>
+                      <a:ext cx="5940425" cy="5438775"/>
                     </a:xfrm>
                     <a:prstGeom prst="rect">
                       <a:avLst/>
@@ -579,17 +1729,12 @@
                 </pic:pic>
               </a:graphicData>
             </a:graphic>
-          </wp:inline>
+          </wp:anchor>
         </w:drawing>
       </w:r>
       <w:r>
         <w:rPr>
-          <w:lang w:val="en-GB"/>
-        </w:rPr>
-        <w:br/>
-      </w:r>
-      <w:r>
-        <w:rPr>
+          <w:noProof/>
           <w:lang w:val="en-GB"/>
         </w:rPr>
         <w:drawing>
@@ -608,7 +1753,7 @@
                     <pic:cNvPicPr/>
                   </pic:nvPicPr>
                   <pic:blipFill>
-                    <a:blip r:embed="rId17"/>
+                    <a:blip r:embed="rId20"/>
                     <a:stretch>
                       <a:fillRect/>
                     </a:stretch>
@@ -636,6 +1781,7 @@
       </w:r>
       <w:r>
         <w:rPr>
+          <w:noProof/>
           <w:lang w:val="en-GB"/>
         </w:rPr>
         <w:lastRenderedPageBreak/>
@@ -655,7 +1801,7 @@
                     <pic:cNvPicPr/>
                   </pic:nvPicPr>
                   <pic:blipFill>
-                    <a:blip r:embed="rId18"/>
+                    <a:blip r:embed="rId21"/>
                     <a:stretch>
                       <a:fillRect/>
                     </a:stretch>
@@ -683,6 +1829,7 @@
       </w:r>
       <w:r>
         <w:rPr>
+          <w:noProof/>
           <w:lang w:val="en-GB"/>
         </w:rPr>
         <w:drawing>
@@ -701,7 +1848,7 @@
                     <pic:cNvPicPr/>
                   </pic:nvPicPr>
                   <pic:blipFill>
-                    <a:blip r:embed="rId19"/>
+                    <a:blip r:embed="rId22"/>
                     <a:stretch>
                       <a:fillRect/>
                     </a:stretch>
@@ -729,6 +1876,7 @@
       </w:r>
       <w:r>
         <w:rPr>
+          <w:noProof/>
           <w:lang w:val="en-GB"/>
         </w:rPr>
         <w:lastRenderedPageBreak/>
@@ -748,7 +1896,7 @@
                     <pic:cNvPicPr/>
                   </pic:nvPicPr>
                   <pic:blipFill>
-                    <a:blip r:embed="rId20"/>
+                    <a:blip r:embed="rId23"/>
                     <a:stretch>
                       <a:fillRect/>
                     </a:stretch>
@@ -776,6 +1924,7 @@
       </w:r>
       <w:r>
         <w:rPr>
+          <w:noProof/>
           <w:lang w:val="en-GB"/>
         </w:rPr>
         <w:drawing>
@@ -794,7 +1943,7 @@
                     <pic:cNvPicPr/>
                   </pic:nvPicPr>
                   <pic:blipFill>
-                    <a:blip r:embed="rId21"/>
+                    <a:blip r:embed="rId24"/>
                     <a:stretch>
                       <a:fillRect/>
                     </a:stretch>
@@ -822,6 +1971,7 @@
       </w:r>
       <w:r>
         <w:rPr>
+          <w:noProof/>
           <w:lang w:val="en-GB"/>
         </w:rPr>
         <w:lastRenderedPageBreak/>
@@ -841,7 +1991,7 @@
                     <pic:cNvPicPr/>
                   </pic:nvPicPr>
                   <pic:blipFill>
-                    <a:blip r:embed="rId22"/>
+                    <a:blip r:embed="rId25"/>
                     <a:stretch>
                       <a:fillRect/>
                     </a:stretch>
@@ -869,6 +2019,7 @@
       </w:r>
       <w:r>
         <w:rPr>
+          <w:noProof/>
           <w:lang w:val="en-GB"/>
         </w:rPr>
         <w:drawing>
@@ -887,7 +2038,7 @@
                     <pic:cNvPicPr/>
                   </pic:nvPicPr>
                   <pic:blipFill>
-                    <a:blip r:embed="rId23"/>
+                    <a:blip r:embed="rId26"/>
                     <a:stretch>
                       <a:fillRect/>
                     </a:stretch>
@@ -915,6 +2066,7 @@
       </w:r>
       <w:r>
         <w:rPr>
+          <w:noProof/>
           <w:lang w:val="en-GB"/>
         </w:rPr>
         <w:drawing>
@@ -933,7 +2085,7 @@
                     <pic:cNvPicPr/>
                   </pic:nvPicPr>
                   <pic:blipFill>
-                    <a:blip r:embed="rId24"/>
+                    <a:blip r:embed="rId27"/>
                     <a:stretch>
                       <a:fillRect/>
                     </a:stretch>
@@ -962,6 +2114,369 @@
     </w:sectPr>
   </w:body>
 </w:document>
+</file>
+
+<file path=word/numbering.xml><?xml version="1.0" encoding="utf-8"?>
+<w:numbering xmlns:wpc="http://schemas.microsoft.com/office/word/2010/wordprocessingCanvas" xmlns:cx="http://schemas.microsoft.com/office/drawing/2014/chartex" xmlns:cx1="http://schemas.microsoft.com/office/drawing/2015/9/8/chartex" xmlns:cx2="http://schemas.microsoft.com/office/drawing/2015/10/21/chartex" xmlns:cx3="http://schemas.microsoft.com/office/drawing/2016/5/9/chartex" xmlns:cx4="http://schemas.microsoft.com/office/drawing/2016/5/10/chartex" xmlns:cx5="http://schemas.microsoft.com/office/drawing/2016/5/11/chartex" xmlns:cx6="http://schemas.microsoft.com/office/drawing/2016/5/12/chartex" xmlns:cx7="http://schemas.microsoft.com/office/drawing/2016/5/13/chartex" xmlns:cx8="http://schemas.microsoft.com/office/drawing/2016/5/14/chartex" xmlns:mc="http://schemas.openxmlformats.org/markup-compatibility/2006" xmlns:aink="http://schemas.microsoft.com/office/drawing/2016/ink" xmlns:am3d="http://schemas.microsoft.com/office/drawing/2017/model3d" xmlns:o="urn:schemas-microsoft-com:office:office" xmlns:oel="http://schemas.microsoft.com/office/2019/extlst" xmlns:r="http://schemas.openxmlformats.org/officeDocument/2006/relationships" xmlns:m="http://schemas.openxmlformats.org/officeDocument/2006/math" xmlns:v="urn:schemas-microsoft-com:vml" xmlns:wp14="http://schemas.microsoft.com/office/word/2010/wordprocessingDrawing" xmlns:wp="http://schemas.openxmlformats.org/drawingml/2006/wordprocessingDrawing" xmlns:w10="urn:schemas-microsoft-com:office:word" xmlns:w="http://schemas.openxmlformats.org/wordprocessingml/2006/main" xmlns:w14="http://schemas.microsoft.com/office/word/2010/wordml" xmlns:w15="http://schemas.microsoft.com/office/word/2012/wordml" xmlns:w16cex="http://schemas.microsoft.com/office/word/2018/wordml/cex" xmlns:w16cid="http://schemas.microsoft.com/office/word/2016/wordml/cid" xmlns:w16="http://schemas.microsoft.com/office/word/2018/wordml" xmlns:w16du="http://schemas.microsoft.com/office/word/2023/wordml/word16du" xmlns:w16sdtdh="http://schemas.microsoft.com/office/word/2020/wordml/sdtdatahash" xmlns:w16sdtfl="http://schemas.microsoft.com/office/word/2024/wordml/sdtformatlock" xmlns:w16se="http://schemas.microsoft.com/office/word/2015/wordml/symex" xmlns:wpg="http://schemas.microsoft.com/office/word/2010/wordprocessingGroup" xmlns:wpi="http://schemas.microsoft.com/office/word/2010/wordprocessingInk" xmlns:wne="http://schemas.microsoft.com/office/word/2006/wordml" xmlns:wps="http://schemas.microsoft.com/office/word/2010/wordprocessingShape" mc:Ignorable="w14 w15 w16se w16cid w16 w16cex w16sdtdh w16sdtfl w16du wp14">
+  <w:abstractNum w:abstractNumId="0" w15:restartNumberingAfterBreak="0">
+    <w:nsid w:val="02884A42"/>
+    <w:multiLevelType w:val="hybridMultilevel"/>
+    <w:tmpl w:val="1D5A5190"/>
+    <w:lvl w:ilvl="0" w:tplc="04190001">
+      <w:start w:val="1"/>
+      <w:numFmt w:val="bullet"/>
+      <w:lvlText w:val=""/>
+      <w:lvlJc w:val="left"/>
+      <w:pPr>
+        <w:ind w:left="2136" w:hanging="360"/>
+      </w:pPr>
+      <w:rPr>
+        <w:rFonts w:ascii="Symbol" w:hAnsi="Symbol" w:hint="default"/>
+      </w:rPr>
+    </w:lvl>
+    <w:lvl w:ilvl="1" w:tplc="04190003">
+      <w:start w:val="1"/>
+      <w:numFmt w:val="bullet"/>
+      <w:lvlText w:val="o"/>
+      <w:lvlJc w:val="left"/>
+      <w:pPr>
+        <w:ind w:left="2856" w:hanging="360"/>
+      </w:pPr>
+      <w:rPr>
+        <w:rFonts w:ascii="Courier New" w:hAnsi="Courier New" w:cs="Courier New" w:hint="default"/>
+      </w:rPr>
+    </w:lvl>
+    <w:lvl w:ilvl="2" w:tplc="04190005">
+      <w:start w:val="1"/>
+      <w:numFmt w:val="bullet"/>
+      <w:lvlText w:val=""/>
+      <w:lvlJc w:val="left"/>
+      <w:pPr>
+        <w:ind w:left="3576" w:hanging="360"/>
+      </w:pPr>
+      <w:rPr>
+        <w:rFonts w:ascii="Wingdings" w:hAnsi="Wingdings" w:hint="default"/>
+      </w:rPr>
+    </w:lvl>
+    <w:lvl w:ilvl="3" w:tplc="04190001">
+      <w:start w:val="1"/>
+      <w:numFmt w:val="bullet"/>
+      <w:lvlText w:val=""/>
+      <w:lvlJc w:val="left"/>
+      <w:pPr>
+        <w:ind w:left="4296" w:hanging="360"/>
+      </w:pPr>
+      <w:rPr>
+        <w:rFonts w:ascii="Symbol" w:hAnsi="Symbol" w:hint="default"/>
+      </w:rPr>
+    </w:lvl>
+    <w:lvl w:ilvl="4" w:tplc="04190003">
+      <w:start w:val="1"/>
+      <w:numFmt w:val="bullet"/>
+      <w:lvlText w:val="o"/>
+      <w:lvlJc w:val="left"/>
+      <w:pPr>
+        <w:ind w:left="5016" w:hanging="360"/>
+      </w:pPr>
+      <w:rPr>
+        <w:rFonts w:ascii="Courier New" w:hAnsi="Courier New" w:cs="Courier New" w:hint="default"/>
+      </w:rPr>
+    </w:lvl>
+    <w:lvl w:ilvl="5" w:tplc="04190005">
+      <w:start w:val="1"/>
+      <w:numFmt w:val="bullet"/>
+      <w:lvlText w:val=""/>
+      <w:lvlJc w:val="left"/>
+      <w:pPr>
+        <w:ind w:left="5736" w:hanging="360"/>
+      </w:pPr>
+      <w:rPr>
+        <w:rFonts w:ascii="Wingdings" w:hAnsi="Wingdings" w:hint="default"/>
+      </w:rPr>
+    </w:lvl>
+    <w:lvl w:ilvl="6" w:tplc="04190001">
+      <w:start w:val="1"/>
+      <w:numFmt w:val="bullet"/>
+      <w:lvlText w:val=""/>
+      <w:lvlJc w:val="left"/>
+      <w:pPr>
+        <w:ind w:left="6456" w:hanging="360"/>
+      </w:pPr>
+      <w:rPr>
+        <w:rFonts w:ascii="Symbol" w:hAnsi="Symbol" w:hint="default"/>
+      </w:rPr>
+    </w:lvl>
+    <w:lvl w:ilvl="7" w:tplc="04190003">
+      <w:start w:val="1"/>
+      <w:numFmt w:val="bullet"/>
+      <w:lvlText w:val="o"/>
+      <w:lvlJc w:val="left"/>
+      <w:pPr>
+        <w:ind w:left="7176" w:hanging="360"/>
+      </w:pPr>
+      <w:rPr>
+        <w:rFonts w:ascii="Courier New" w:hAnsi="Courier New" w:cs="Courier New" w:hint="default"/>
+      </w:rPr>
+    </w:lvl>
+    <w:lvl w:ilvl="8" w:tplc="04190005">
+      <w:start w:val="1"/>
+      <w:numFmt w:val="bullet"/>
+      <w:lvlText w:val=""/>
+      <w:lvlJc w:val="left"/>
+      <w:pPr>
+        <w:ind w:left="7896" w:hanging="360"/>
+      </w:pPr>
+      <w:rPr>
+        <w:rFonts w:ascii="Wingdings" w:hAnsi="Wingdings" w:hint="default"/>
+      </w:rPr>
+    </w:lvl>
+  </w:abstractNum>
+  <w:abstractNum w:abstractNumId="1" w15:restartNumberingAfterBreak="0">
+    <w:nsid w:val="0ECB2914"/>
+    <w:multiLevelType w:val="hybridMultilevel"/>
+    <w:tmpl w:val="254894DC"/>
+    <w:lvl w:ilvl="0" w:tplc="0419000F">
+      <w:start w:val="1"/>
+      <w:numFmt w:val="decimal"/>
+      <w:lvlText w:val="%1."/>
+      <w:lvlJc w:val="left"/>
+      <w:pPr>
+        <w:ind w:left="1080" w:hanging="360"/>
+      </w:pPr>
+    </w:lvl>
+    <w:lvl w:ilvl="1" w:tplc="04190001">
+      <w:start w:val="1"/>
+      <w:numFmt w:val="bullet"/>
+      <w:lvlText w:val=""/>
+      <w:lvlJc w:val="left"/>
+      <w:pPr>
+        <w:ind w:left="1800" w:hanging="360"/>
+      </w:pPr>
+      <w:rPr>
+        <w:rFonts w:ascii="Symbol" w:hAnsi="Symbol" w:hint="default"/>
+      </w:rPr>
+    </w:lvl>
+    <w:lvl w:ilvl="2" w:tplc="0419001B">
+      <w:start w:val="1"/>
+      <w:numFmt w:val="lowerRoman"/>
+      <w:lvlText w:val="%3."/>
+      <w:lvlJc w:val="right"/>
+      <w:pPr>
+        <w:ind w:left="2520" w:hanging="180"/>
+      </w:pPr>
+    </w:lvl>
+    <w:lvl w:ilvl="3" w:tplc="0419000F">
+      <w:start w:val="1"/>
+      <w:numFmt w:val="decimal"/>
+      <w:lvlText w:val="%4."/>
+      <w:lvlJc w:val="left"/>
+      <w:pPr>
+        <w:ind w:left="3240" w:hanging="360"/>
+      </w:pPr>
+    </w:lvl>
+    <w:lvl w:ilvl="4" w:tplc="04190019">
+      <w:start w:val="1"/>
+      <w:numFmt w:val="lowerLetter"/>
+      <w:lvlText w:val="%5."/>
+      <w:lvlJc w:val="left"/>
+      <w:pPr>
+        <w:ind w:left="3960" w:hanging="360"/>
+      </w:pPr>
+    </w:lvl>
+    <w:lvl w:ilvl="5" w:tplc="0419001B">
+      <w:start w:val="1"/>
+      <w:numFmt w:val="lowerRoman"/>
+      <w:lvlText w:val="%6."/>
+      <w:lvlJc w:val="right"/>
+      <w:pPr>
+        <w:ind w:left="4680" w:hanging="180"/>
+      </w:pPr>
+    </w:lvl>
+    <w:lvl w:ilvl="6" w:tplc="0419000F">
+      <w:start w:val="1"/>
+      <w:numFmt w:val="decimal"/>
+      <w:lvlText w:val="%7."/>
+      <w:lvlJc w:val="left"/>
+      <w:pPr>
+        <w:ind w:left="5400" w:hanging="360"/>
+      </w:pPr>
+    </w:lvl>
+    <w:lvl w:ilvl="7" w:tplc="04190019">
+      <w:start w:val="1"/>
+      <w:numFmt w:val="lowerLetter"/>
+      <w:lvlText w:val="%8."/>
+      <w:lvlJc w:val="left"/>
+      <w:pPr>
+        <w:ind w:left="6120" w:hanging="360"/>
+      </w:pPr>
+    </w:lvl>
+    <w:lvl w:ilvl="8" w:tplc="0419001B">
+      <w:start w:val="1"/>
+      <w:numFmt w:val="lowerRoman"/>
+      <w:lvlText w:val="%9."/>
+      <w:lvlJc w:val="right"/>
+      <w:pPr>
+        <w:ind w:left="6840" w:hanging="180"/>
+      </w:pPr>
+    </w:lvl>
+  </w:abstractNum>
+  <w:abstractNum w:abstractNumId="2" w15:restartNumberingAfterBreak="0">
+    <w:nsid w:val="52E60ECE"/>
+    <w:multiLevelType w:val="hybridMultilevel"/>
+    <w:tmpl w:val="99D86808"/>
+    <w:lvl w:ilvl="0" w:tplc="0419000F">
+      <w:start w:val="1"/>
+      <w:numFmt w:val="decimal"/>
+      <w:lvlText w:val="%1."/>
+      <w:lvlJc w:val="left"/>
+      <w:pPr>
+        <w:ind w:left="1080" w:hanging="360"/>
+      </w:pPr>
+    </w:lvl>
+    <w:lvl w:ilvl="1" w:tplc="04190019">
+      <w:start w:val="1"/>
+      <w:numFmt w:val="lowerLetter"/>
+      <w:lvlText w:val="%2."/>
+      <w:lvlJc w:val="left"/>
+      <w:pPr>
+        <w:ind w:left="1800" w:hanging="360"/>
+      </w:pPr>
+    </w:lvl>
+    <w:lvl w:ilvl="2" w:tplc="0419001B">
+      <w:start w:val="1"/>
+      <w:numFmt w:val="lowerRoman"/>
+      <w:lvlText w:val="%3."/>
+      <w:lvlJc w:val="right"/>
+      <w:pPr>
+        <w:ind w:left="2520" w:hanging="180"/>
+      </w:pPr>
+    </w:lvl>
+    <w:lvl w:ilvl="3" w:tplc="0419000F">
+      <w:start w:val="1"/>
+      <w:numFmt w:val="decimal"/>
+      <w:lvlText w:val="%4."/>
+      <w:lvlJc w:val="left"/>
+      <w:pPr>
+        <w:ind w:left="3240" w:hanging="360"/>
+      </w:pPr>
+    </w:lvl>
+    <w:lvl w:ilvl="4" w:tplc="04190019">
+      <w:start w:val="1"/>
+      <w:numFmt w:val="lowerLetter"/>
+      <w:lvlText w:val="%5."/>
+      <w:lvlJc w:val="left"/>
+      <w:pPr>
+        <w:ind w:left="3960" w:hanging="360"/>
+      </w:pPr>
+    </w:lvl>
+    <w:lvl w:ilvl="5" w:tplc="0419001B">
+      <w:start w:val="1"/>
+      <w:numFmt w:val="lowerRoman"/>
+      <w:lvlText w:val="%6."/>
+      <w:lvlJc w:val="right"/>
+      <w:pPr>
+        <w:ind w:left="4680" w:hanging="180"/>
+      </w:pPr>
+    </w:lvl>
+    <w:lvl w:ilvl="6" w:tplc="0419000F">
+      <w:start w:val="1"/>
+      <w:numFmt w:val="decimal"/>
+      <w:lvlText w:val="%7."/>
+      <w:lvlJc w:val="left"/>
+      <w:pPr>
+        <w:ind w:left="5400" w:hanging="360"/>
+      </w:pPr>
+    </w:lvl>
+    <w:lvl w:ilvl="7" w:tplc="04190019">
+      <w:start w:val="1"/>
+      <w:numFmt w:val="lowerLetter"/>
+      <w:lvlText w:val="%8."/>
+      <w:lvlJc w:val="left"/>
+      <w:pPr>
+        <w:ind w:left="6120" w:hanging="360"/>
+      </w:pPr>
+    </w:lvl>
+    <w:lvl w:ilvl="8" w:tplc="0419001B">
+      <w:start w:val="1"/>
+      <w:numFmt w:val="lowerRoman"/>
+      <w:lvlText w:val="%9."/>
+      <w:lvlJc w:val="right"/>
+      <w:pPr>
+        <w:ind w:left="6840" w:hanging="180"/>
+      </w:pPr>
+    </w:lvl>
+  </w:abstractNum>
+  <w:num w:numId="1" w16cid:durableId="866060464">
+    <w:abstractNumId w:val="2"/>
+    <w:lvlOverride w:ilvl="0">
+      <w:startOverride w:val="1"/>
+    </w:lvlOverride>
+    <w:lvlOverride w:ilvl="1">
+      <w:startOverride w:val="1"/>
+    </w:lvlOverride>
+    <w:lvlOverride w:ilvl="2">
+      <w:startOverride w:val="1"/>
+    </w:lvlOverride>
+    <w:lvlOverride w:ilvl="3">
+      <w:startOverride w:val="1"/>
+    </w:lvlOverride>
+    <w:lvlOverride w:ilvl="4">
+      <w:startOverride w:val="1"/>
+    </w:lvlOverride>
+    <w:lvlOverride w:ilvl="5">
+      <w:startOverride w:val="1"/>
+    </w:lvlOverride>
+    <w:lvlOverride w:ilvl="6">
+      <w:startOverride w:val="1"/>
+    </w:lvlOverride>
+    <w:lvlOverride w:ilvl="7">
+      <w:startOverride w:val="1"/>
+    </w:lvlOverride>
+    <w:lvlOverride w:ilvl="8">
+      <w:startOverride w:val="1"/>
+    </w:lvlOverride>
+  </w:num>
+  <w:num w:numId="2" w16cid:durableId="1832983192">
+    <w:abstractNumId w:val="1"/>
+    <w:lvlOverride w:ilvl="0">
+      <w:startOverride w:val="1"/>
+    </w:lvlOverride>
+    <w:lvlOverride w:ilvl="1"/>
+    <w:lvlOverride w:ilvl="2">
+      <w:startOverride w:val="1"/>
+    </w:lvlOverride>
+    <w:lvlOverride w:ilvl="3">
+      <w:startOverride w:val="1"/>
+    </w:lvlOverride>
+    <w:lvlOverride w:ilvl="4">
+      <w:startOverride w:val="1"/>
+    </w:lvlOverride>
+    <w:lvlOverride w:ilvl="5">
+      <w:startOverride w:val="1"/>
+    </w:lvlOverride>
+    <w:lvlOverride w:ilvl="6">
+      <w:startOverride w:val="1"/>
+    </w:lvlOverride>
+    <w:lvlOverride w:ilvl="7">
+      <w:startOverride w:val="1"/>
+    </w:lvlOverride>
+    <w:lvlOverride w:ilvl="8">
+      <w:startOverride w:val="1"/>
+    </w:lvlOverride>
+  </w:num>
+  <w:num w:numId="3" w16cid:durableId="1593009908">
+    <w:abstractNumId w:val="0"/>
+    <w:lvlOverride w:ilvl="0"/>
+    <w:lvlOverride w:ilvl="1"/>
+    <w:lvlOverride w:ilvl="2"/>
+    <w:lvlOverride w:ilvl="3"/>
+    <w:lvlOverride w:ilvl="4"/>
+    <w:lvlOverride w:ilvl="5"/>
+    <w:lvlOverride w:ilvl="6"/>
+    <w:lvlOverride w:ilvl="7"/>
+    <w:lvlOverride w:ilvl="8"/>
+  </w:num>
+</w:numbering>
 </file>
 
 <file path=word/styles.xml><?xml version="1.0" encoding="utf-8"?>
@@ -1567,7 +3082,6 @@
   <w:style w:type="character" w:default="1" w:styleId="a0">
     <w:name w:val="Default Paragraph Font"/>
     <w:uiPriority w:val="1"/>
-    <w:semiHidden/>
     <w:unhideWhenUsed/>
   </w:style>
   <w:style w:type="table" w:default="1" w:styleId="a1">
@@ -1881,6 +3395,29 @@
       <w:spacing w:val="5"/>
     </w:rPr>
   </w:style>
+  <w:style w:type="character" w:styleId="ac">
+    <w:name w:val="Hyperlink"/>
+    <w:basedOn w:val="a0"/>
+    <w:uiPriority w:val="99"/>
+    <w:unhideWhenUsed/>
+    <w:rsid w:val="000D3BD5"/>
+    <w:rPr>
+      <w:color w:val="467886" w:themeColor="hyperlink"/>
+      <w:u w:val="single"/>
+    </w:rPr>
+  </w:style>
+  <w:style w:type="character" w:styleId="ad">
+    <w:name w:val="Unresolved Mention"/>
+    <w:basedOn w:val="a0"/>
+    <w:uiPriority w:val="99"/>
+    <w:semiHidden/>
+    <w:unhideWhenUsed/>
+    <w:rsid w:val="000D3BD5"/>
+    <w:rPr>
+      <w:color w:val="605E5C"/>
+      <w:shd w:val="clear" w:color="auto" w:fill="E1DFDD"/>
+    </w:rPr>
+  </w:style>
 </w:styles>
 </file>
 
